--- a/documentación/GestorTaller_Memoria.docx
+++ b/documentación/GestorTaller_Memoria.docx
@@ -241,15 +241,6 @@
               <w:bCs/>
             </w:rPr>
             <w:t xml:space="preserve">Resumen</w:t>
-          </w:r>
-          <w:r>
-            <w:rPr>
-              <w:rFonts w:ascii="Arial" w:cs="Arial" w:eastAsia="Arial" w:hAnsi="Arial"/>
-              <w:sz w:val="22"/>
-              <w:szCs w:val="22"/>
-              <w:b/>
-              <w:bCs/>
-            </w:rPr>
             <w:tab/>
           </w:r>
           <w:r>
@@ -284,15 +275,6 @@
               <w:bCs/>
             </w:rPr>
             <w:t xml:space="preserve">1. Introducción</w:t>
-          </w:r>
-          <w:r>
-            <w:rPr>
-              <w:rFonts w:ascii="Arial" w:cs="Arial" w:eastAsia="Arial" w:hAnsi="Arial"/>
-              <w:sz w:val="22"/>
-              <w:szCs w:val="22"/>
-              <w:b/>
-              <w:bCs/>
-            </w:rPr>
             <w:tab/>
           </w:r>
           <w:r>
@@ -327,15 +309,6 @@
               <w:bCs/>
             </w:rPr>
             <w:t xml:space="preserve">2. Objetivos</w:t>
-          </w:r>
-          <w:r>
-            <w:rPr>
-              <w:rFonts w:ascii="Arial" w:cs="Arial" w:eastAsia="Arial" w:hAnsi="Arial"/>
-              <w:sz w:val="22"/>
-              <w:szCs w:val="22"/>
-              <w:b/>
-              <w:bCs/>
-            </w:rPr>
             <w:tab/>
           </w:r>
           <w:r>
@@ -370,15 +343,6 @@
               <w:bCs/>
             </w:rPr>
             <w:t xml:space="preserve">3. Análisis</w:t>
-          </w:r>
-          <w:r>
-            <w:rPr>
-              <w:rFonts w:ascii="Arial" w:cs="Arial" w:eastAsia="Arial" w:hAnsi="Arial"/>
-              <w:sz w:val="22"/>
-              <w:szCs w:val="22"/>
-              <w:b/>
-              <w:bCs/>
-            </w:rPr>
             <w:tab/>
           </w:r>
           <w:r>
@@ -410,21 +374,7 @@
               <w:szCs w:val="22"/>
             </w:rPr>
             <w:t xml:space="preserve">3.1. Situación de partida</w:t>
-          </w:r>
-          <w:r>
-            <w:rPr>
-              <w:rFonts w:ascii="Arial" w:cs="Arial" w:eastAsia="Arial" w:hAnsi="Arial"/>
-              <w:sz w:val="22"/>
-              <w:szCs w:val="22"/>
-            </w:rPr>
             <w:tab/>
-          </w:r>
-          <w:r>
-            <w:rPr>
-              <w:rFonts w:ascii="Arial" w:cs="Arial" w:eastAsia="Arial" w:hAnsi="Arial"/>
-              <w:sz w:val="22"/>
-              <w:szCs w:val="22"/>
-            </w:rPr>
             <w:t>4</w:t>
           </w:r>
         </w:p>
@@ -448,21 +398,7 @@
               <w:szCs w:val="22"/>
             </w:rPr>
             <w:t xml:space="preserve">3.2. Requisitos funcionales</w:t>
-          </w:r>
-          <w:r>
-            <w:rPr>
-              <w:rFonts w:ascii="Arial" w:cs="Arial" w:eastAsia="Arial" w:hAnsi="Arial"/>
-              <w:sz w:val="22"/>
-              <w:szCs w:val="22"/>
-            </w:rPr>
             <w:tab/>
-          </w:r>
-          <w:r>
-            <w:rPr>
-              <w:rFonts w:ascii="Arial" w:cs="Arial" w:eastAsia="Arial" w:hAnsi="Arial"/>
-              <w:sz w:val="22"/>
-              <w:szCs w:val="22"/>
-            </w:rPr>
             <w:t>4</w:t>
           </w:r>
         </w:p>
@@ -486,21 +422,7 @@
               <w:szCs w:val="22"/>
             </w:rPr>
             <w:t xml:space="preserve">3.3. Requisitos no funcionales</w:t>
-          </w:r>
-          <w:r>
-            <w:rPr>
-              <w:rFonts w:ascii="Arial" w:cs="Arial" w:eastAsia="Arial" w:hAnsi="Arial"/>
-              <w:sz w:val="22"/>
-              <w:szCs w:val="22"/>
-            </w:rPr>
             <w:tab/>
-          </w:r>
-          <w:r>
-            <w:rPr>
-              <w:rFonts w:ascii="Arial" w:cs="Arial" w:eastAsia="Arial" w:hAnsi="Arial"/>
-              <w:sz w:val="22"/>
-              <w:szCs w:val="22"/>
-            </w:rPr>
             <w:t>5</w:t>
           </w:r>
         </w:p>
@@ -524,21 +446,7 @@
               <w:szCs w:val="22"/>
             </w:rPr>
             <w:t xml:space="preserve">3.4. Casos de uso</w:t>
-          </w:r>
-          <w:r>
-            <w:rPr>
-              <w:rFonts w:ascii="Arial" w:cs="Arial" w:eastAsia="Arial" w:hAnsi="Arial"/>
-              <w:sz w:val="22"/>
-              <w:szCs w:val="22"/>
-            </w:rPr>
             <w:tab/>
-          </w:r>
-          <w:r>
-            <w:rPr>
-              <w:rFonts w:ascii="Arial" w:cs="Arial" w:eastAsia="Arial" w:hAnsi="Arial"/>
-              <w:sz w:val="22"/>
-              <w:szCs w:val="22"/>
-            </w:rPr>
             <w:t>5</w:t>
           </w:r>
         </w:p>
@@ -565,15 +473,6 @@
               <w:bCs/>
             </w:rPr>
             <w:t xml:space="preserve">4. Diseño</w:t>
-          </w:r>
-          <w:r>
-            <w:rPr>
-              <w:rFonts w:ascii="Arial" w:cs="Arial" w:eastAsia="Arial" w:hAnsi="Arial"/>
-              <w:sz w:val="22"/>
-              <w:szCs w:val="22"/>
-              <w:b/>
-              <w:bCs/>
-            </w:rPr>
             <w:tab/>
           </w:r>
           <w:r>
@@ -605,21 +504,7 @@
               <w:szCs w:val="22"/>
             </w:rPr>
             <w:t xml:space="preserve">4.1. Arquitectura de la aplicación</w:t>
-          </w:r>
-          <w:r>
-            <w:rPr>
-              <w:rFonts w:ascii="Arial" w:cs="Arial" w:eastAsia="Arial" w:hAnsi="Arial"/>
-              <w:sz w:val="22"/>
-              <w:szCs w:val="22"/>
-            </w:rPr>
             <w:tab/>
-          </w:r>
-          <w:r>
-            <w:rPr>
-              <w:rFonts w:ascii="Arial" w:cs="Arial" w:eastAsia="Arial" w:hAnsi="Arial"/>
-              <w:sz w:val="22"/>
-              <w:szCs w:val="22"/>
-            </w:rPr>
             <w:t>7</w:t>
           </w:r>
         </w:p>
@@ -643,21 +528,7 @@
               <w:szCs w:val="22"/>
             </w:rPr>
             <w:t xml:space="preserve">4.2. Modelo de datos (diagrama ER)</w:t>
-          </w:r>
-          <w:r>
-            <w:rPr>
-              <w:rFonts w:ascii="Arial" w:cs="Arial" w:eastAsia="Arial" w:hAnsi="Arial"/>
-              <w:sz w:val="22"/>
-              <w:szCs w:val="22"/>
-            </w:rPr>
             <w:tab/>
-          </w:r>
-          <w:r>
-            <w:rPr>
-              <w:rFonts w:ascii="Arial" w:cs="Arial" w:eastAsia="Arial" w:hAnsi="Arial"/>
-              <w:sz w:val="22"/>
-              <w:szCs w:val="22"/>
-            </w:rPr>
             <w:t>7</w:t>
           </w:r>
         </w:p>
@@ -681,21 +552,7 @@
               <w:szCs w:val="22"/>
             </w:rPr>
             <w:t xml:space="preserve">4.3. Diagrama de componentes</w:t>
-          </w:r>
-          <w:r>
-            <w:rPr>
-              <w:rFonts w:ascii="Arial" w:cs="Arial" w:eastAsia="Arial" w:hAnsi="Arial"/>
-              <w:sz w:val="22"/>
-              <w:szCs w:val="22"/>
-            </w:rPr>
             <w:tab/>
-          </w:r>
-          <w:r>
-            <w:rPr>
-              <w:rFonts w:ascii="Arial" w:cs="Arial" w:eastAsia="Arial" w:hAnsi="Arial"/>
-              <w:sz w:val="22"/>
-              <w:szCs w:val="22"/>
-            </w:rPr>
             <w:t>9</w:t>
           </w:r>
         </w:p>
@@ -719,21 +576,7 @@
               <w:szCs w:val="22"/>
             </w:rPr>
             <w:t xml:space="preserve">4.4. Flujo de una operación (diagrama de secuencia)</w:t>
-          </w:r>
-          <w:r>
-            <w:rPr>
-              <w:rFonts w:ascii="Arial" w:cs="Arial" w:eastAsia="Arial" w:hAnsi="Arial"/>
-              <w:sz w:val="22"/>
-              <w:szCs w:val="22"/>
-            </w:rPr>
             <w:tab/>
-          </w:r>
-          <w:r>
-            <w:rPr>
-              <w:rFonts w:ascii="Arial" w:cs="Arial" w:eastAsia="Arial" w:hAnsi="Arial"/>
-              <w:sz w:val="22"/>
-              <w:szCs w:val="22"/>
-            </w:rPr>
             <w:t>9</w:t>
           </w:r>
         </w:p>
@@ -757,21 +600,7 @@
               <w:szCs w:val="22"/>
             </w:rPr>
             <w:t xml:space="preserve">4.5. Diseño de la interfaz</w:t>
-          </w:r>
-          <w:r>
-            <w:rPr>
-              <w:rFonts w:ascii="Arial" w:cs="Arial" w:eastAsia="Arial" w:hAnsi="Arial"/>
-              <w:sz w:val="22"/>
-              <w:szCs w:val="22"/>
-            </w:rPr>
             <w:tab/>
-          </w:r>
-          <w:r>
-            <w:rPr>
-              <w:rFonts w:ascii="Arial" w:cs="Arial" w:eastAsia="Arial" w:hAnsi="Arial"/>
-              <w:sz w:val="22"/>
-              <w:szCs w:val="22"/>
-            </w:rPr>
             <w:t>10</w:t>
           </w:r>
         </w:p>
@@ -798,15 +627,6 @@
               <w:bCs/>
             </w:rPr>
             <w:t xml:space="preserve">5. Tecnologías y herramientas</w:t>
-          </w:r>
-          <w:r>
-            <w:rPr>
-              <w:rFonts w:ascii="Arial" w:cs="Arial" w:eastAsia="Arial" w:hAnsi="Arial"/>
-              <w:sz w:val="22"/>
-              <w:szCs w:val="22"/>
-              <w:b/>
-              <w:bCs/>
-            </w:rPr>
             <w:tab/>
           </w:r>
           <w:r>
@@ -841,15 +661,6 @@
               <w:bCs/>
             </w:rPr>
             <w:t xml:space="preserve">6. Implementación</w:t>
-          </w:r>
-          <w:r>
-            <w:rPr>
-              <w:rFonts w:ascii="Arial" w:cs="Arial" w:eastAsia="Arial" w:hAnsi="Arial"/>
-              <w:sz w:val="22"/>
-              <w:szCs w:val="22"/>
-              <w:b/>
-              <w:bCs/>
-            </w:rPr>
             <w:tab/>
           </w:r>
           <w:r>
@@ -881,21 +692,7 @@
               <w:szCs w:val="22"/>
             </w:rPr>
             <w:t xml:space="preserve">6.1. Estructura del proyecto</w:t>
-          </w:r>
-          <w:r>
-            <w:rPr>
-              <w:rFonts w:ascii="Arial" w:cs="Arial" w:eastAsia="Arial" w:hAnsi="Arial"/>
-              <w:sz w:val="22"/>
-              <w:szCs w:val="22"/>
-            </w:rPr>
             <w:tab/>
-          </w:r>
-          <w:r>
-            <w:rPr>
-              <w:rFonts w:ascii="Arial" w:cs="Arial" w:eastAsia="Arial" w:hAnsi="Arial"/>
-              <w:sz w:val="22"/>
-              <w:szCs w:val="22"/>
-            </w:rPr>
             <w:t>11</w:t>
           </w:r>
         </w:p>
@@ -919,21 +716,7 @@
               <w:szCs w:val="22"/>
             </w:rPr>
             <w:t xml:space="preserve">6.2. Capa de modelos</w:t>
-          </w:r>
-          <w:r>
-            <w:rPr>
-              <w:rFonts w:ascii="Arial" w:cs="Arial" w:eastAsia="Arial" w:hAnsi="Arial"/>
-              <w:sz w:val="22"/>
-              <w:szCs w:val="22"/>
-            </w:rPr>
             <w:tab/>
-          </w:r>
-          <w:r>
-            <w:rPr>
-              <w:rFonts w:ascii="Arial" w:cs="Arial" w:eastAsia="Arial" w:hAnsi="Arial"/>
-              <w:sz w:val="22"/>
-              <w:szCs w:val="22"/>
-            </w:rPr>
             <w:t>11</w:t>
           </w:r>
         </w:p>
@@ -957,21 +740,7 @@
               <w:szCs w:val="22"/>
             </w:rPr>
             <w:t xml:space="preserve">6.3. Capa de rutas</w:t>
-          </w:r>
-          <w:r>
-            <w:rPr>
-              <w:rFonts w:ascii="Arial" w:cs="Arial" w:eastAsia="Arial" w:hAnsi="Arial"/>
-              <w:sz w:val="22"/>
-              <w:szCs w:val="22"/>
-            </w:rPr>
             <w:tab/>
-          </w:r>
-          <w:r>
-            <w:rPr>
-              <w:rFonts w:ascii="Arial" w:cs="Arial" w:eastAsia="Arial" w:hAnsi="Arial"/>
-              <w:sz w:val="22"/>
-              <w:szCs w:val="22"/>
-            </w:rPr>
             <w:t>12</w:t>
           </w:r>
         </w:p>
@@ -995,21 +764,7 @@
               <w:szCs w:val="22"/>
             </w:rPr>
             <w:t xml:space="preserve">6.4. Capa de servicios</w:t>
-          </w:r>
-          <w:r>
-            <w:rPr>
-              <w:rFonts w:ascii="Arial" w:cs="Arial" w:eastAsia="Arial" w:hAnsi="Arial"/>
-              <w:sz w:val="22"/>
-              <w:szCs w:val="22"/>
-            </w:rPr>
             <w:tab/>
-          </w:r>
-          <w:r>
-            <w:rPr>
-              <w:rFonts w:ascii="Arial" w:cs="Arial" w:eastAsia="Arial" w:hAnsi="Arial"/>
-              <w:sz w:val="22"/>
-              <w:szCs w:val="22"/>
-            </w:rPr>
             <w:t>12</w:t>
           </w:r>
         </w:p>
@@ -1033,21 +788,7 @@
               <w:szCs w:val="22"/>
             </w:rPr>
             <w:t xml:space="preserve">6.5. Decisiones técnicas destacadas</w:t>
-          </w:r>
-          <w:r>
-            <w:rPr>
-              <w:rFonts w:ascii="Arial" w:cs="Arial" w:eastAsia="Arial" w:hAnsi="Arial"/>
-              <w:sz w:val="22"/>
-              <w:szCs w:val="22"/>
-            </w:rPr>
             <w:tab/>
-          </w:r>
-          <w:r>
-            <w:rPr>
-              <w:rFonts w:ascii="Arial" w:cs="Arial" w:eastAsia="Arial" w:hAnsi="Arial"/>
-              <w:sz w:val="22"/>
-              <w:szCs w:val="22"/>
-            </w:rPr>
             <w:t>13</w:t>
           </w:r>
         </w:p>
@@ -1074,15 +815,6 @@
               <w:bCs/>
             </w:rPr>
             <w:t xml:space="preserve">7. Pruebas</w:t>
-          </w:r>
-          <w:r>
-            <w:rPr>
-              <w:rFonts w:ascii="Arial" w:cs="Arial" w:eastAsia="Arial" w:hAnsi="Arial"/>
-              <w:sz w:val="22"/>
-              <w:szCs w:val="22"/>
-              <w:b/>
-              <w:bCs/>
-            </w:rPr>
             <w:tab/>
           </w:r>
           <w:r>
@@ -1117,15 +849,6 @@
               <w:bCs/>
             </w:rPr>
             <w:t xml:space="preserve">8. Manual de instalación y despliegue</w:t>
-          </w:r>
-          <w:r>
-            <w:rPr>
-              <w:rFonts w:ascii="Arial" w:cs="Arial" w:eastAsia="Arial" w:hAnsi="Arial"/>
-              <w:sz w:val="22"/>
-              <w:szCs w:val="22"/>
-              <w:b/>
-              <w:bCs/>
-            </w:rPr>
             <w:tab/>
           </w:r>
           <w:r>
@@ -1159,16 +882,7 @@
               <w:b/>
               <w:bCs/>
             </w:rPr>
-            <w:t xml:space="preserve">9. Conclusiones y líneas futuras</w:t>
-          </w:r>
-          <w:r>
-            <w:rPr>
-              <w:rFonts w:ascii="Arial" w:cs="Arial" w:eastAsia="Arial" w:hAnsi="Arial"/>
-              <w:sz w:val="22"/>
-              <w:szCs w:val="22"/>
-              <w:b/>
-              <w:bCs/>
-            </w:rPr>
+            <w:t xml:space="preserve">9. Manual de usuario</w:t>
             <w:tab/>
           </w:r>
           <w:r>
@@ -1202,8 +916,32 @@
               <w:b/>
               <w:bCs/>
             </w:rPr>
-            <w:t xml:space="preserve">10. Bibliografía</w:t>
+            <w:t xml:space="preserve">10. Uso de herramientas de inteligencia artificial</w:t>
+            <w:tab/>
           </w:r>
+          <w:r>
+            <w:rPr>
+              <w:rFonts w:ascii="Arial" w:cs="Arial" w:eastAsia="Arial" w:hAnsi="Arial"/>
+              <w:sz w:val="22"/>
+              <w:szCs w:val="22"/>
+            </w:rPr>
+            <w:t>17</w:t>
+          </w:r>
+        </w:p>
+        <w:p>
+          <w:pPr>
+            <w:tabs>
+              <w:tab w:val="right" w:leader="dot" w:pos="9026"/>
+            </w:tabs>
+            <w:spacing w:after="60" w:before="120" w:line="276" w:lineRule="auto"/>
+            <w:rPr>
+              <w:rFonts w:ascii="Arial" w:cs="Arial" w:eastAsia="Arial" w:hAnsi="Arial"/>
+              <w:sz w:val="22"/>
+              <w:szCs w:val="22"/>
+              <w:b/>
+              <w:bCs/>
+            </w:rPr>
+          </w:pPr>
           <w:r>
             <w:rPr>
               <w:rFonts w:ascii="Arial" w:cs="Arial" w:eastAsia="Arial" w:hAnsi="Arial"/>
@@ -1212,6 +950,7 @@
               <w:b/>
               <w:bCs/>
             </w:rPr>
+            <w:t xml:space="preserve">11. Conclusiones y líneas futuras</w:t>
             <w:tab/>
           </w:r>
           <w:r>
@@ -1220,7 +959,41 @@
               <w:sz w:val="22"/>
               <w:szCs w:val="22"/>
             </w:rPr>
-            <w:t>15</w:t>
+            <w:t>17</w:t>
+          </w:r>
+        </w:p>
+        <w:p>
+          <w:pPr>
+            <w:tabs>
+              <w:tab w:val="right" w:leader="dot" w:pos="9026"/>
+            </w:tabs>
+            <w:spacing w:after="60" w:before="120" w:line="276" w:lineRule="auto"/>
+            <w:rPr>
+              <w:rFonts w:ascii="Arial" w:cs="Arial" w:eastAsia="Arial" w:hAnsi="Arial"/>
+              <w:sz w:val="22"/>
+              <w:szCs w:val="22"/>
+              <w:b/>
+              <w:bCs/>
+            </w:rPr>
+          </w:pPr>
+          <w:r>
+            <w:rPr>
+              <w:rFonts w:ascii="Arial" w:cs="Arial" w:eastAsia="Arial" w:hAnsi="Arial"/>
+              <w:sz w:val="22"/>
+              <w:szCs w:val="22"/>
+              <w:b/>
+              <w:bCs/>
+            </w:rPr>
+            <w:t xml:space="preserve">12. Bibliografía</w:t>
+            <w:tab/>
+          </w:r>
+          <w:r>
+            <w:rPr>
+              <w:rFonts w:ascii="Arial" w:cs="Arial" w:eastAsia="Arial" w:hAnsi="Arial"/>
+              <w:sz w:val="22"/>
+              <w:szCs w:val="22"/>
+            </w:rPr>
+            <w:t>18</w:t>
           </w:r>
         </w:p>
       </w:sdtContent>
@@ -9157,7 +8930,7 @@
           <w:sz w:val="22"/>
           <w:szCs w:val="22"/>
         </w:rPr>
-        <w:t xml:space="preserve">9. Conclusiones y líneas futuras</w:t>
+        <w:t xml:space="preserve">9. Manual de usuario</w:t>
       </w:r>
     </w:p>
     <w:p>
@@ -9171,7 +8944,20 @@
           <w:sz w:val="22"/>
           <w:szCs w:val="22"/>
         </w:rPr>
-        <w:t xml:space="preserve">El proyecto ha cumplido su objetivo: lo que empezó como un pequeño programa para imprimir el resguardo es ahora una aplicación web que gestiona el taller y que conserva esa función original ampliándola con persistencia de datos, historial, estados, agenda, CSV y gráficas. El desarrollo me ha permitido aplicar de forma práctica la programación web del lado del servidor, el diseño de bases de datos relacionales y la organización del código por capas.</w:t>
+        <w:t xml:space="preserve">GestorTaller se abre desde el navegador, escribiendo la dirección que indica la consola al arrancar la aplicación (en desarrollo, http://127.0.0.1:5000). El equipo que la usa no necesita instalar nada: basta con un navegador. En la parte de arriba hay una barra de navegación, fija en todas las páginas, con el nombre del taller a la izquierda y, a la derecha, los enlaces a las distintas pantallas: Inicio, Nueva ficha, Historial, Agenda, Clientes, Vehículos y Datos (CSV). Después de cada acción —guardar una ficha, borrar un cliente, importar un CSV— aparece arriba un mensaje de aviso: verde cuando todo ha ido bien y rojo cuando hay algún error. A continuación se recorre cada pantalla en el orden en que aparece en la barra.</w:t>
+      </w:r>
+    </w:p>
+    <w:p>
+      <w:pPr>
+        <w:pStyle w:val="Heading2"/>
+      </w:pPr>
+      <w:r>
+        <w:rPr>
+          <w:rFonts w:ascii="Arial" w:cs="Arial" w:eastAsia="Arial" w:hAnsi="Arial"/>
+          <w:sz w:val="22"/>
+          <w:szCs w:val="22"/>
+        </w:rPr>
+        <w:t xml:space="preserve">9.1. Inicio</w:t>
       </w:r>
     </w:p>
     <w:p>
@@ -9185,14 +8971,49 @@
           <w:sz w:val="22"/>
           <w:szCs w:val="22"/>
         </w:rPr>
-        <w:t xml:space="preserve">La mayor dificultad ha sido decidir cómo repartir las responsabilidades entre las capas y mantener la coherencia entre la validación del navegador y la del servidor. La solución por capas, aunque exige más ficheros, ha hecho el código mucho más fácil de seguir, y reunir cada tipo de validación en un único sitio evitó que las reglas del cliente y del servidor se acabaran descuadrando.</w:t>
-      </w:r>
-    </w:p>
-    <w:p>
-      <w:pPr>
-        <w:spacing w:after="80" w:before="0" w:line="276"/>
-        <w:jc w:val="both"/>
-      </w:pPr>
+        <w:t xml:space="preserve">Es la primera pantalla al abrir la aplicación y tiene dos partes. Arriba están los accesos directos a lo que más se usa (crear una ficha nueva, ir al historial, etc.), para no tener que buscarlo en la barra. Debajo hay dos gráficas que resumen de un vistazo cómo va el taller: una de tarta con las fichas agrupadas por estado —cuántas hay recepcionadas, en reparación, terminadas y entregadas— y otra de barras con el número de fichas por mes. Si todavía no se ha guardado ninguna ficha, las gráficas no se muestran y en su lugar sale un aviso indicando que aún no hay datos.</w:t>
+      </w:r>
+    </w:p>
+    <w:p>
+      <w:pPr>
+        <w:pStyle w:val="Heading2"/>
+      </w:pPr>
+      <w:r>
+        <w:rPr>
+          <w:rFonts w:ascii="Arial" w:cs="Arial" w:eastAsia="Arial" w:hAnsi="Arial"/>
+          <w:sz w:val="22"/>
+          <w:szCs w:val="22"/>
+        </w:rPr>
+        <w:t xml:space="preserve">9.2. Nueva ficha (resguardo de depósito)</w:t>
+      </w:r>
+    </w:p>
+    <w:p>
+      <w:pPr>
+        <w:spacing w:after="140" w:before="0" w:line="276"/>
+        <w:jc w:val="both"/>
+      </w:pPr>
+      <w:r>
+        <w:rPr>
+          <w:rFonts w:ascii="Arial" w:cs="Arial" w:eastAsia="Arial" w:hAnsi="Arial"/>
+          <w:sz w:val="22"/>
+          <w:szCs w:val="22"/>
+        </w:rPr>
+        <w:t xml:space="preserve">Es el formulario principal y el que más se utiliza: sirve para dar de alta una ficha de depósito —la incidencia, es decir, la entrada de un coche al taller— y, al guardarla, generar el resguardo. El formulario está dividido en dos bloques, el del vehículo y el del cliente.</w:t>
+      </w:r>
+    </w:p>
+    <w:p>
+      <w:pPr>
+        <w:spacing w:after="140" w:before="0" w:line="276"/>
+        <w:jc w:val="both"/>
+      </w:pPr>
+      <w:r>
+        <w:rPr>
+          <w:rFonts w:ascii="Arial" w:cs="Arial" w:eastAsia="Arial" w:hAnsi="Arial"/>
+          <w:sz w:val="22"/>
+          <w:szCs w:val="22"/>
+        </w:rPr>
+        <w:t xml:space="preserve">Del </w:t>
+      </w:r>
       <w:r>
         <w:rPr>
           <w:rFonts w:ascii="Arial" w:cs="Arial" w:eastAsia="Arial" w:hAnsi="Arial"/>
@@ -9201,7 +9022,65 @@
           <w:sz w:val="22"/>
           <w:szCs w:val="22"/>
         </w:rPr>
-        <w:t xml:space="preserve">Líneas futuras:</w:t>
+        <w:t xml:space="preserve">vehículo</w:t>
+      </w:r>
+      <w:r>
+        <w:rPr>
+          <w:rFonts w:ascii="Arial" w:cs="Arial" w:eastAsia="Arial" w:hAnsi="Arial"/>
+          <w:sz w:val="22"/>
+          <w:szCs w:val="22"/>
+        </w:rPr>
+        <w:t xml:space="preserve"> se piden la matrícula, la marca y el modelo, los kilómetros y el nivel de combustible, que se elige entre cinco opciones (0, 1/4, 1/2, 3/4 y 4/4). Del </w:t>
+      </w:r>
+      <w:r>
+        <w:rPr>
+          <w:rFonts w:ascii="Arial" w:cs="Arial" w:eastAsia="Arial" w:hAnsi="Arial"/>
+          <w:b/>
+          <w:bCs/>
+          <w:sz w:val="22"/>
+          <w:szCs w:val="22"/>
+        </w:rPr>
+        <w:t xml:space="preserve">cliente</w:t>
+      </w:r>
+      <w:r>
+        <w:rPr>
+          <w:rFonts w:ascii="Arial" w:cs="Arial" w:eastAsia="Arial" w:hAnsi="Arial"/>
+          <w:sz w:val="22"/>
+          <w:szCs w:val="22"/>
+        </w:rPr>
+        <w:t xml:space="preserve"> se piden el nombre, el DNI/NIE/CIF, el teléfono y la dirección completa: domicilio, número, código postal y población.</w:t>
+      </w:r>
+    </w:p>
+    <w:p>
+      <w:pPr>
+        <w:spacing w:after="140" w:before="0" w:line="276"/>
+        <w:jc w:val="both"/>
+      </w:pPr>
+      <w:r>
+        <w:rPr>
+          <w:rFonts w:ascii="Arial" w:cs="Arial" w:eastAsia="Arial" w:hAnsi="Arial"/>
+          <w:sz w:val="22"/>
+          <w:szCs w:val="22"/>
+        </w:rPr>
+        <w:t xml:space="preserve">Para no tener que reescribir los datos de un cliente que ya ha venido otras veces, el formulario tiene </w:t>
+      </w:r>
+      <w:r>
+        <w:rPr>
+          <w:rFonts w:ascii="Arial" w:cs="Arial" w:eastAsia="Arial" w:hAnsi="Arial"/>
+          <w:b/>
+          <w:bCs/>
+          <w:sz w:val="22"/>
+          <w:szCs w:val="22"/>
+        </w:rPr>
+        <w:t xml:space="preserve">autorrelleno por matrícula</w:t>
+      </w:r>
+      <w:r>
+        <w:rPr>
+          <w:rFonts w:ascii="Arial" w:cs="Arial" w:eastAsia="Arial" w:hAnsi="Arial"/>
+          <w:sz w:val="22"/>
+          <w:szCs w:val="22"/>
+        </w:rPr>
+        <w:t xml:space="preserve">: al escribir una matrícula que ya está registrada, los datos del cliente y del vehículo se rellenan solos con lo que hay guardado. El resto de la ficha se completa así:</w:t>
       </w:r>
     </w:p>
     <w:p>
@@ -9217,10 +9096,20 @@
       <w:r>
         <w:rPr>
           <w:rFonts w:ascii="Arial" w:cs="Arial" w:eastAsia="Arial" w:hAnsi="Arial"/>
-          <w:sz w:val="22"/>
-          <w:szCs w:val="22"/>
-        </w:rPr>
-        <w:t xml:space="preserve">Validar también el dígito de control del CIF.</w:t>
+          <w:b/>
+          <w:bCs/>
+          <w:sz w:val="22"/>
+          <w:szCs w:val="22"/>
+        </w:rPr>
+        <w:t xml:space="preserve">Fechas de entrada y de entrega. </w:t>
+      </w:r>
+      <w:r>
+        <w:rPr>
+          <w:rFonts w:ascii="Arial" w:cs="Arial" w:eastAsia="Arial" w:hAnsi="Arial"/>
+          <w:sz w:val="22"/>
+          <w:szCs w:val="22"/>
+        </w:rPr>
+        <w:t xml:space="preserve">La de entrega no puede ser anterior a la de entrada; si se ponen al revés, la página avisa.</w:t>
       </w:r>
     </w:p>
     <w:p>
@@ -9236,10 +9125,20 @@
       <w:r>
         <w:rPr>
           <w:rFonts w:ascii="Arial" w:cs="Arial" w:eastAsia="Arial" w:hAnsi="Arial"/>
-          <w:sz w:val="22"/>
-          <w:szCs w:val="22"/>
-        </w:rPr>
-        <w:t xml:space="preserve">Restaurar los textos legales del resguardo (garantía y protección de datos conforme al RGPD/LOPDGDD) para el uso real en el taller.</w:t>
+          <w:b/>
+          <w:bCs/>
+          <w:sz w:val="22"/>
+          <w:szCs w:val="22"/>
+        </w:rPr>
+        <w:t xml:space="preserve">Trabajos a realizar. </w:t>
+      </w:r>
+      <w:r>
+        <w:rPr>
+          <w:rFonts w:ascii="Arial" w:cs="Arial" w:eastAsia="Arial" w:hAnsi="Arial"/>
+          <w:sz w:val="22"/>
+          <w:szCs w:val="22"/>
+        </w:rPr>
+        <w:t xml:space="preserve">Se escriben en líneas que se añaden y se quitan: el botón «+» agrega una línea nueva y el icono de la papelera borra la que sobre, así que no hay un número fijo de trabajos.</w:t>
       </w:r>
     </w:p>
     <w:p>
@@ -9255,10 +9154,20 @@
       <w:r>
         <w:rPr>
           <w:rFonts w:ascii="Arial" w:cs="Arial" w:eastAsia="Arial" w:hAnsi="Arial"/>
-          <w:sz w:val="22"/>
-          <w:szCs w:val="22"/>
-        </w:rPr>
-        <w:t xml:space="preserve">Añadir autenticación de usuarios y protección CSRF de cara a un despliegue público.</w:t>
+          <w:b/>
+          <w:bCs/>
+          <w:sz w:val="22"/>
+          <w:szCs w:val="22"/>
+        </w:rPr>
+        <w:t xml:space="preserve">«¿Recoger piezas?». </w:t>
+      </w:r>
+      <w:r>
+        <w:rPr>
+          <w:rFonts w:ascii="Arial" w:cs="Arial" w:eastAsia="Arial" w:hAnsi="Arial"/>
+          <w:sz w:val="22"/>
+          <w:szCs w:val="22"/>
+        </w:rPr>
+        <w:t xml:space="preserve">Un Sí/No para indicar si el cliente quiere quedarse con las piezas que se sustituyan.</w:t>
       </w:r>
     </w:p>
     <w:p>
@@ -9274,10 +9183,260 @@
       <w:r>
         <w:rPr>
           <w:rFonts w:ascii="Arial" w:cs="Arial" w:eastAsia="Arial" w:hAnsi="Arial"/>
-          <w:sz w:val="22"/>
-          <w:szCs w:val="22"/>
-        </w:rPr>
-        <w:t xml:space="preserve">Desplegar la aplicación en un alojamiento en la nube.</w:t>
+          <w:b/>
+          <w:bCs/>
+          <w:sz w:val="22"/>
+          <w:szCs w:val="22"/>
+        </w:rPr>
+        <w:t xml:space="preserve">Fotos de los daños. </w:t>
+      </w:r>
+      <w:r>
+        <w:rPr>
+          <w:rFonts w:ascii="Arial" w:cs="Arial" w:eastAsia="Arial" w:hAnsi="Arial"/>
+          <w:sz w:val="22"/>
+          <w:szCs w:val="22"/>
+        </w:rPr>
+        <w:t xml:space="preserve">Se pueden subir varias y, antes de guardar, se ven en una previsualización, de modo que se comprueba que son las correctas.</w:t>
+      </w:r>
+    </w:p>
+    <w:p>
+      <w:pPr>
+        <w:spacing w:after="140" w:before="0" w:line="276"/>
+        <w:jc w:val="both"/>
+      </w:pPr>
+      <w:r>
+        <w:rPr>
+          <w:rFonts w:ascii="Arial" w:cs="Arial" w:eastAsia="Arial" w:hAnsi="Arial"/>
+          <w:sz w:val="22"/>
+          <w:szCs w:val="22"/>
+        </w:rPr>
+        <w:t xml:space="preserve">Mientras se rellena el formulario, la propia página va avisando de los campos mal puestos (por ejemplo, un DNI con la letra que no le corresponde o un teléfono con un formato raro). Aun así, la comprobación que decide si se guarda se hace al enviar: si hay algún error, no se guarda nada, se vuelve al formulario conservando todo lo escrito y se marcan en rojo los campos que fallan, con un texto explicando el problema. Cuando todo es correcto, el botón «Generar resguardo» guarda la ficha y muestra el resguardo.</w:t>
+      </w:r>
+    </w:p>
+    <w:p>
+      <w:pPr>
+        <w:pStyle w:val="Heading2"/>
+      </w:pPr>
+      <w:r>
+        <w:rPr>
+          <w:rFonts w:ascii="Arial" w:cs="Arial" w:eastAsia="Arial" w:hAnsi="Arial"/>
+          <w:sz w:val="22"/>
+          <w:szCs w:val="22"/>
+        </w:rPr>
+        <w:t xml:space="preserve">9.3. El resguardo</w:t>
+      </w:r>
+    </w:p>
+    <w:p>
+      <w:pPr>
+        <w:spacing w:after="140" w:before="0" w:line="276"/>
+        <w:jc w:val="both"/>
+      </w:pPr>
+      <w:r>
+        <w:rPr>
+          <w:rFonts w:ascii="Arial" w:cs="Arial" w:eastAsia="Arial" w:hAnsi="Arial"/>
+          <w:sz w:val="22"/>
+          <w:szCs w:val="22"/>
+        </w:rPr>
+        <w:t xml:space="preserve">El resguardo es el documento que se entrega al cliente como justificante de que ha dejado el coche en el taller. En pantalla se ve con aspecto de folio, tal y como saldrá impreso: lleva los datos del taller en la cabecera, los del vehículo y el cliente, los trabajos a realizar y, al final, un espacio para las firmas del cliente y del taller.</w:t>
+      </w:r>
+    </w:p>
+    <w:p>
+      <w:pPr>
+        <w:spacing w:after="140" w:before="0" w:line="276"/>
+        <w:jc w:val="both"/>
+      </w:pPr>
+      <w:r>
+        <w:rPr>
+          <w:rFonts w:ascii="Arial" w:cs="Arial" w:eastAsia="Arial" w:hAnsi="Arial"/>
+          <w:sz w:val="22"/>
+          <w:szCs w:val="22"/>
+        </w:rPr>
+        <w:t xml:space="preserve">Encima del documento hay dos botones. </w:t>
+      </w:r>
+      <w:r>
+        <w:rPr>
+          <w:rFonts w:ascii="Arial" w:cs="Arial" w:eastAsia="Arial" w:hAnsi="Arial"/>
+          <w:b/>
+          <w:bCs/>
+          <w:sz w:val="22"/>
+          <w:szCs w:val="22"/>
+        </w:rPr>
+        <w:t xml:space="preserve">«Imprimir»</w:t>
+      </w:r>
+      <w:r>
+        <w:rPr>
+          <w:rFonts w:ascii="Arial" w:cs="Arial" w:eastAsia="Arial" w:hAnsi="Arial"/>
+          <w:sz w:val="22"/>
+          <w:szCs w:val="22"/>
+        </w:rPr>
+        <w:t xml:space="preserve"> abre el cuadro de impresión del navegador —al imprimir desaparecen la barra y los botones y queda solo el folio—, y </w:t>
+      </w:r>
+      <w:r>
+        <w:rPr>
+          <w:rFonts w:ascii="Arial" w:cs="Arial" w:eastAsia="Arial" w:hAnsi="Arial"/>
+          <w:b/>
+          <w:bCs/>
+          <w:sz w:val="22"/>
+          <w:szCs w:val="22"/>
+        </w:rPr>
+        <w:t xml:space="preserve">«Descargar PDF»</w:t>
+      </w:r>
+      <w:r>
+        <w:rPr>
+          <w:rFonts w:ascii="Arial" w:cs="Arial" w:eastAsia="Arial" w:hAnsi="Arial"/>
+          <w:sz w:val="22"/>
+          <w:szCs w:val="22"/>
+        </w:rPr>
+        <w:t xml:space="preserve"> guarda el resguardo como archivo PDF para enviarlo o archivarlo. Desde esta misma pantalla también se pueden añadir o quitar fotos de la ficha, por si se olvidó alguna al crearla o hay que retirar una.</w:t>
+      </w:r>
+    </w:p>
+    <w:p>
+      <w:pPr>
+        <w:pStyle w:val="Heading2"/>
+      </w:pPr>
+      <w:r>
+        <w:rPr>
+          <w:rFonts w:ascii="Arial" w:cs="Arial" w:eastAsia="Arial" w:hAnsi="Arial"/>
+          <w:sz w:val="22"/>
+          <w:szCs w:val="22"/>
+        </w:rPr>
+        <w:t xml:space="preserve">9.4. Historial</w:t>
+      </w:r>
+    </w:p>
+    <w:p>
+      <w:pPr>
+        <w:spacing w:after="140" w:before="0" w:line="276"/>
+        <w:jc w:val="both"/>
+      </w:pPr>
+      <w:r>
+        <w:rPr>
+          <w:rFonts w:ascii="Arial" w:cs="Arial" w:eastAsia="Arial" w:hAnsi="Arial"/>
+          <w:sz w:val="22"/>
+          <w:szCs w:val="22"/>
+        </w:rPr>
+        <w:t xml:space="preserve">El historial es la lista de todas las fichas guardadas, de la más reciente a la más antigua. Arriba tiene un buscador que filtra por matrícula, por nombre de cliente o por fecha, útil cuando ya hay muchas fichas y se busca una en concreto.</w:t>
+      </w:r>
+    </w:p>
+    <w:p>
+      <w:pPr>
+        <w:spacing w:after="140" w:before="0" w:line="276"/>
+        <w:jc w:val="both"/>
+      </w:pPr>
+      <w:r>
+        <w:rPr>
+          <w:rFonts w:ascii="Arial" w:cs="Arial" w:eastAsia="Arial" w:hAnsi="Arial"/>
+          <w:sz w:val="22"/>
+          <w:szCs w:val="22"/>
+        </w:rPr>
+        <w:t xml:space="preserve">Cada fila muestra los datos básicos de la ficha y dos botones. Uno avanza el estado de la reparación, que sigue siempre el mismo orden: recepcionado → en reparación → terminado → entregado; al pulsarlo, la ficha pasa al estado siguiente, y cuando llega a «entregado» el botón deja de aparecer porque ya no hay un estado posterior. El otro botón abre el resguardo de esa ficha.</w:t>
+      </w:r>
+    </w:p>
+    <w:p>
+      <w:pPr>
+        <w:pStyle w:val="Heading2"/>
+      </w:pPr>
+      <w:r>
+        <w:rPr>
+          <w:rFonts w:ascii="Arial" w:cs="Arial" w:eastAsia="Arial" w:hAnsi="Arial"/>
+          <w:sz w:val="22"/>
+          <w:szCs w:val="22"/>
+        </w:rPr>
+        <w:t xml:space="preserve">9.5. Agenda</w:t>
+      </w:r>
+    </w:p>
+    <w:p>
+      <w:pPr>
+        <w:spacing w:after="140" w:before="0" w:line="276"/>
+        <w:jc w:val="both"/>
+      </w:pPr>
+      <w:r>
+        <w:rPr>
+          <w:rFonts w:ascii="Arial" w:cs="Arial" w:eastAsia="Arial" w:hAnsi="Arial"/>
+          <w:sz w:val="22"/>
+          <w:szCs w:val="22"/>
+        </w:rPr>
+        <w:t xml:space="preserve">La agenda reúne las fichas que están pendientes de entregar, ordenadas por su fecha de entrega y repartidas en tres grupos: las vencidas (cuya fecha de entrega ya ha pasado), las de hoy y las próximas. Así se ve de golpe qué coches hay que entregar y cuáles van con retraso, sin tener que repasar el historial entero. Las fichas ya entregadas no salen aquí.</w:t>
+      </w:r>
+    </w:p>
+    <w:p>
+      <w:pPr>
+        <w:pStyle w:val="Heading2"/>
+      </w:pPr>
+      <w:r>
+        <w:rPr>
+          <w:rFonts w:ascii="Arial" w:cs="Arial" w:eastAsia="Arial" w:hAnsi="Arial"/>
+          <w:sz w:val="22"/>
+          <w:szCs w:val="22"/>
+        </w:rPr>
+        <w:t xml:space="preserve">9.6. Clientes</w:t>
+      </w:r>
+    </w:p>
+    <w:p>
+      <w:pPr>
+        <w:spacing w:after="140" w:before="0" w:line="276"/>
+        <w:jc w:val="both"/>
+      </w:pPr>
+      <w:r>
+        <w:rPr>
+          <w:rFonts w:ascii="Arial" w:cs="Arial" w:eastAsia="Arial" w:hAnsi="Arial"/>
+          <w:sz w:val="22"/>
+          <w:szCs w:val="22"/>
+        </w:rPr>
+        <w:t xml:space="preserve">Esta pantalla gestiona los clientes del taller. Muestra la lista de clientes y permite crear uno nuevo, editar los datos de uno existente y borrarlo. Hay una salvedad importante: no se puede borrar un cliente que tenga vehículos asignados. Es a propósito, para no perder el historial de esos coches; si de verdad se quiere borrar, primero hay que ocuparse de sus vehículos. Si se intenta, el programa lo impide y lo avisa con un mensaje.</w:t>
+      </w:r>
+    </w:p>
+    <w:p>
+      <w:pPr>
+        <w:pStyle w:val="Heading2"/>
+      </w:pPr>
+      <w:r>
+        <w:rPr>
+          <w:rFonts w:ascii="Arial" w:cs="Arial" w:eastAsia="Arial" w:hAnsi="Arial"/>
+          <w:sz w:val="22"/>
+          <w:szCs w:val="22"/>
+        </w:rPr>
+        <w:t xml:space="preserve">9.7. Vehículos</w:t>
+      </w:r>
+    </w:p>
+    <w:p>
+      <w:pPr>
+        <w:spacing w:after="140" w:before="0" w:line="276"/>
+        <w:jc w:val="both"/>
+      </w:pPr>
+      <w:r>
+        <w:rPr>
+          <w:rFonts w:ascii="Arial" w:cs="Arial" w:eastAsia="Arial" w:hAnsi="Arial"/>
+          <w:sz w:val="22"/>
+          <w:szCs w:val="22"/>
+        </w:rPr>
+        <w:t xml:space="preserve">Funciona igual que la de clientes, pero con los vehículos: listar, crear, editar y borrar, y cada vehículo va asignado a un cliente. Del mismo modo que antes, no se puede borrar un vehículo que tenga fichas en el historial, otra vez para no perder esa información.</w:t>
+      </w:r>
+    </w:p>
+    <w:p>
+      <w:pPr>
+        <w:pStyle w:val="Heading2"/>
+      </w:pPr>
+      <w:r>
+        <w:rPr>
+          <w:rFonts w:ascii="Arial" w:cs="Arial" w:eastAsia="Arial" w:hAnsi="Arial"/>
+          <w:sz w:val="22"/>
+          <w:szCs w:val="22"/>
+        </w:rPr>
+        <w:t xml:space="preserve">9.8. Datos (CSV)</w:t>
+      </w:r>
+    </w:p>
+    <w:p>
+      <w:pPr>
+        <w:spacing w:after="140" w:before="0" w:line="276"/>
+        <w:jc w:val="both"/>
+      </w:pPr>
+      <w:r>
+        <w:rPr>
+          <w:rFonts w:ascii="Arial" w:cs="Arial" w:eastAsia="Arial" w:hAnsi="Arial"/>
+          <w:sz w:val="22"/>
+          <w:szCs w:val="22"/>
+        </w:rPr>
+        <w:t xml:space="preserve">La última pantalla permite sacar y meter datos en formato CSV, que es el que abren las hojas de cálculo como Excel. Tiene dos usos: descargar los datos —clientes, vehículos e historial— para tener una copia o trabajarlos en Excel, y subir un CSV para importarlos a la aplicación. Es la forma sencilla de hacer una copia de seguridad o de pasar los datos de una instalación a otra.</w:t>
       </w:r>
     </w:p>
     <w:p>
@@ -9290,7 +9449,249 @@
           <w:sz w:val="22"/>
           <w:szCs w:val="22"/>
         </w:rPr>
-        <w:t xml:space="preserve">10. Bibliografía</w:t>
+        <w:t xml:space="preserve">10. Uso de herramientas de inteligencia artificial</w:t>
+      </w:r>
+    </w:p>
+    <w:p>
+      <w:pPr>
+        <w:spacing w:after="140" w:before="0" w:line="276"/>
+        <w:jc w:val="both"/>
+      </w:pPr>
+      <w:r>
+        <w:rPr>
+          <w:rFonts w:ascii="Arial" w:cs="Arial" w:eastAsia="Arial" w:hAnsi="Arial"/>
+          <w:sz w:val="22"/>
+          <w:szCs w:val="22"/>
+        </w:rPr>
+        <w:t xml:space="preserve">Durante el desarrollo del proyecto he usado un asistente de inteligencia artificial basado en un modelo de lenguaje (Claude) como apoyo puntual, sobre todo para entender librerías o técnicas que no había utilizado antes y para salir de algún atasco concreto. Lo he usado como usaría la documentación oficial o un foro: para aprender cómo se hace algo y poder aplicarlo yo, no para que escribiera el proyecto por mí. En todos los casos he revisado, probado y adaptado lo que me devolvía a la estructura y al estilo del resto del código. Las consultas principales fueron estas:</w:t>
+      </w:r>
+    </w:p>
+    <w:p>
+      <w:pPr>
+        <w:pStyle w:val="ListParagraph"/>
+        <w:numPr>
+          <w:ilvl w:val="0"/>
+          <w:numId w:val="2"/>
+        </w:numPr>
+        <w:spacing w:after="60" w:line="276"/>
+        <w:jc w:val="both"/>
+      </w:pPr>
+      <w:r>
+        <w:rPr>
+          <w:rFonts w:ascii="Arial" w:cs="Arial" w:eastAsia="Arial" w:hAnsi="Arial"/>
+          <w:b/>
+          <w:bCs/>
+          <w:sz w:val="22"/>
+          <w:szCs w:val="22"/>
+        </w:rPr>
+        <w:t xml:space="preserve">Generación del PDF con ReportLab. </w:t>
+      </w:r>
+      <w:r>
+        <w:rPr>
+          <w:rFonts w:ascii="Arial" w:cs="Arial" w:eastAsia="Arial" w:hAnsi="Arial"/>
+          <w:sz w:val="22"/>
+          <w:szCs w:val="22"/>
+        </w:rPr>
+        <w:t xml:space="preserve">Le pedí «Explícame cómo generar un PDF en ReportLab a partir de esta plantilla». Me sirvió para entender que conviene trabajar con bloques (párrafos y tablas) en lugar de dibujar por coordenadas; sobre esa idea escribí el módulo pdf.py, adaptándolo a los datos del resguardo y a mi proyecto.</w:t>
+      </w:r>
+    </w:p>
+    <w:p>
+      <w:pPr>
+        <w:pStyle w:val="ListParagraph"/>
+        <w:numPr>
+          <w:ilvl w:val="0"/>
+          <w:numId w:val="2"/>
+        </w:numPr>
+        <w:spacing w:after="60" w:line="276"/>
+        <w:jc w:val="both"/>
+      </w:pPr>
+      <w:r>
+        <w:rPr>
+          <w:rFonts w:ascii="Arial" w:cs="Arial" w:eastAsia="Arial" w:hAnsi="Arial"/>
+          <w:b/>
+          <w:bCs/>
+          <w:sz w:val="22"/>
+          <w:szCs w:val="22"/>
+        </w:rPr>
+        <w:t xml:space="preserve">Estilos CSS de las pantallas. </w:t>
+      </w:r>
+      <w:r>
+        <w:rPr>
+          <w:rFonts w:ascii="Arial" w:cs="Arial" w:eastAsia="Arial" w:hAnsi="Arial"/>
+          <w:sz w:val="22"/>
+          <w:szCs w:val="22"/>
+        </w:rPr>
+        <w:t xml:space="preserve">Le pedí «Necesito que me guíes con estilos CSS para los blueprints». Lo usé para resolver dudas de maquetación con Bootstrap y para organizar las hojas de estilo, incluida la regla de impresión (@media print) que hace que el resguardo salga como un folio. El diseño final y el color de acento los decidí yo.</w:t>
+      </w:r>
+    </w:p>
+    <w:p>
+      <w:pPr>
+        <w:pStyle w:val="ListParagraph"/>
+        <w:numPr>
+          <w:ilvl w:val="0"/>
+          <w:numId w:val="2"/>
+        </w:numPr>
+        <w:spacing w:after="60" w:line="276"/>
+        <w:jc w:val="both"/>
+      </w:pPr>
+      <w:r>
+        <w:rPr>
+          <w:rFonts w:ascii="Arial" w:cs="Arial" w:eastAsia="Arial" w:hAnsi="Arial"/>
+          <w:b/>
+          <w:bCs/>
+          <w:sz w:val="22"/>
+          <w:szCs w:val="22"/>
+        </w:rPr>
+        <w:t xml:space="preserve">Empaquetado en un .exe con PyInstaller. </w:t>
+      </w:r>
+      <w:r>
+        <w:rPr>
+          <w:rFonts w:ascii="Arial" w:cs="Arial" w:eastAsia="Arial" w:hAnsi="Arial"/>
+          <w:sz w:val="22"/>
+          <w:szCs w:val="22"/>
+        </w:rPr>
+        <w:t xml:space="preserve">Le pedí «Ayúdame a empaquetar este programa en un .exe usando PyInstaller». Lo usé para entender los pasos y los parámetros necesarios —por ejemplo, incluir las carpetas de plantillas y estáticos— y poder generar el ejecutable que permite probar la aplicación sin instalar Python, como se explica en el apartado anterior.</w:t>
+      </w:r>
+    </w:p>
+    <w:p>
+      <w:pPr>
+        <w:spacing w:after="140" w:before="0" w:line="276"/>
+        <w:jc w:val="both"/>
+      </w:pPr>
+      <w:r>
+        <w:rPr>
+          <w:rFonts w:ascii="Arial" w:cs="Arial" w:eastAsia="Arial" w:hAnsi="Arial"/>
+          <w:sz w:val="22"/>
+          <w:szCs w:val="22"/>
+        </w:rPr>
+        <w:t xml:space="preserve">Las decisiones de diseño, la organización por capas y la implementación son propias; el asistente se ha usado como herramienta de consulta y aprendizaje, y todo lo que ha acabado en el proyecto lo he entendido, probado y ajustado antes de darlo por bueno.</w:t>
+      </w:r>
+    </w:p>
+    <w:p>
+      <w:pPr>
+        <w:pStyle w:val="Heading1"/>
+      </w:pPr>
+      <w:r>
+        <w:rPr>
+          <w:rFonts w:ascii="Arial" w:cs="Arial" w:eastAsia="Arial" w:hAnsi="Arial"/>
+          <w:sz w:val="22"/>
+          <w:szCs w:val="22"/>
+        </w:rPr>
+        <w:t xml:space="preserve">11. Conclusiones y líneas futuras</w:t>
+      </w:r>
+    </w:p>
+    <w:p>
+      <w:pPr>
+        <w:spacing w:after="140" w:before="0" w:line="276"/>
+        <w:jc w:val="both"/>
+      </w:pPr>
+      <w:r>
+        <w:rPr>
+          <w:rFonts w:ascii="Arial" w:cs="Arial" w:eastAsia="Arial" w:hAnsi="Arial"/>
+          <w:sz w:val="22"/>
+          <w:szCs w:val="22"/>
+        </w:rPr>
+        <w:t xml:space="preserve">El proyecto ha cumplido su objetivo: lo que empezó como un pequeño programa para imprimir el resguardo es ahora una aplicación web que gestiona el taller y que conserva esa función original ampliándola con persistencia de datos, historial, estados, agenda, CSV y gráficas. El desarrollo me ha permitido aplicar de forma práctica la programación web del lado del servidor, el diseño de bases de datos relacionales y la organización del código por capas.</w:t>
+      </w:r>
+    </w:p>
+    <w:p>
+      <w:pPr>
+        <w:spacing w:after="140" w:before="0" w:line="276"/>
+        <w:jc w:val="both"/>
+      </w:pPr>
+      <w:r>
+        <w:rPr>
+          <w:rFonts w:ascii="Arial" w:cs="Arial" w:eastAsia="Arial" w:hAnsi="Arial"/>
+          <w:sz w:val="22"/>
+          <w:szCs w:val="22"/>
+        </w:rPr>
+        <w:t xml:space="preserve">La mayor dificultad ha sido decidir cómo repartir las responsabilidades entre las capas y mantener la coherencia entre la validación del navegador y la del servidor. La solución por capas, aunque exige más ficheros, ha hecho el código mucho más fácil de seguir, y reunir cada tipo de validación en un único sitio evitó que las reglas del cliente y del servidor se acabaran descuadrando.</w:t>
+      </w:r>
+    </w:p>
+    <w:p>
+      <w:pPr>
+        <w:spacing w:after="80" w:before="0" w:line="276"/>
+        <w:jc w:val="both"/>
+      </w:pPr>
+      <w:r>
+        <w:rPr>
+          <w:rFonts w:ascii="Arial" w:cs="Arial" w:eastAsia="Arial" w:hAnsi="Arial"/>
+          <w:b/>
+          <w:bCs/>
+          <w:sz w:val="22"/>
+          <w:szCs w:val="22"/>
+        </w:rPr>
+        <w:t xml:space="preserve">Líneas futuras:</w:t>
+      </w:r>
+    </w:p>
+    <w:p>
+      <w:pPr>
+        <w:pStyle w:val="ListParagraph"/>
+        <w:numPr>
+          <w:ilvl w:val="0"/>
+          <w:numId w:val="2"/>
+        </w:numPr>
+        <w:spacing w:after="60" w:line="276"/>
+        <w:jc w:val="both"/>
+      </w:pPr>
+      <w:r>
+        <w:rPr>
+          <w:rFonts w:ascii="Arial" w:cs="Arial" w:eastAsia="Arial" w:hAnsi="Arial"/>
+          <w:sz w:val="22"/>
+          <w:szCs w:val="22"/>
+        </w:rPr>
+        <w:t xml:space="preserve">Administración de facturas de reparaciones y pedidos de piezas.</w:t>
+      </w:r>
+    </w:p>
+    <w:p>
+      <w:pPr>
+        <w:pStyle w:val="ListParagraph"/>
+        <w:numPr>
+          <w:ilvl w:val="0"/>
+          <w:numId w:val="2"/>
+        </w:numPr>
+        <w:spacing w:after="60" w:line="276"/>
+        <w:jc w:val="both"/>
+      </w:pPr>
+      <w:r>
+        <w:rPr>
+          <w:rFonts w:ascii="Arial" w:cs="Arial" w:eastAsia="Arial" w:hAnsi="Arial"/>
+          <w:sz w:val="22"/>
+          <w:szCs w:val="22"/>
+        </w:rPr>
+        <w:t xml:space="preserve">Login de usuarios con diferentes permisos.</w:t>
+      </w:r>
+    </w:p>
+    <w:p>
+      <w:pPr>
+        <w:pStyle w:val="ListParagraph"/>
+        <w:numPr>
+          <w:ilvl w:val="0"/>
+          <w:numId w:val="2"/>
+        </w:numPr>
+        <w:spacing w:after="60" w:line="276"/>
+        <w:jc w:val="both"/>
+      </w:pPr>
+      <w:r>
+        <w:rPr>
+          <w:rFonts w:ascii="Arial" w:cs="Arial" w:eastAsia="Arial" w:hAnsi="Arial"/>
+          <w:sz w:val="22"/>
+          <w:szCs w:val="22"/>
+        </w:rPr>
+        <w:t xml:space="preserve">Más gráficos de ingresos y pérdidas del taller.</w:t>
+      </w:r>
+    </w:p>
+    <w:p>
+      <w:pPr>
+        <w:pStyle w:val="Heading1"/>
+      </w:pPr>
+      <w:r>
+        <w:rPr>
+          <w:rFonts w:ascii="Arial" w:cs="Arial" w:eastAsia="Arial" w:hAnsi="Arial"/>
+          <w:sz w:val="22"/>
+          <w:szCs w:val="22"/>
+        </w:rPr>
+        <w:t xml:space="preserve">12. Bibliografía</w:t>
       </w:r>
     </w:p>
     <w:p>
